--- a/docs/Decisiones_lenguaje_y_paradigmas.docx
+++ b/docs/Decisiones_lenguaje_y_paradigmas.docx
@@ -861,6 +861,7 @@
         <w:t xml:space="preserve"> recorre la lista y llama a </w:t>
       </w:r>
       <w:proofErr w:type="spellStart"/>
+      <w:proofErr w:type="gramStart"/>
       <w:r>
         <w:rPr>
           <w:rFonts w:ascii="Times New Roman" w:eastAsia="Consolas" w:hAnsi="Times New Roman" w:cs="Times New Roman"/>
@@ -876,7 +877,16 @@
           <w:sz w:val="24"/>
           <w:szCs w:val="24"/>
         </w:rPr>
-        <w:t>()</w:t>
+        <w:t>(</w:t>
+      </w:r>
+      <w:proofErr w:type="gramEnd"/>
+      <w:r>
+        <w:rPr>
+          <w:rFonts w:ascii="Times New Roman" w:eastAsia="Consolas" w:hAnsi="Times New Roman" w:cs="Times New Roman"/>
+          <w:sz w:val="24"/>
+          <w:szCs w:val="24"/>
+        </w:rPr>
+        <w:t>)</w:t>
       </w:r>
       <w:r>
         <w:rPr>
@@ -904,6 +914,7 @@
         <w:t xml:space="preserve"> semántico consulta </w:t>
       </w:r>
       <w:proofErr w:type="spellStart"/>
+      <w:proofErr w:type="gramStart"/>
       <w:r>
         <w:rPr>
           <w:rFonts w:ascii="Times New Roman" w:eastAsia="Consolas" w:hAnsi="Times New Roman" w:cs="Times New Roman"/>
@@ -919,7 +930,16 @@
           <w:sz w:val="24"/>
           <w:szCs w:val="24"/>
         </w:rPr>
-        <w:t>()</w:t>
+        <w:t>(</w:t>
+      </w:r>
+      <w:proofErr w:type="gramEnd"/>
+      <w:r>
+        <w:rPr>
+          <w:rFonts w:ascii="Times New Roman" w:eastAsia="Consolas" w:hAnsi="Times New Roman" w:cs="Times New Roman"/>
+          <w:sz w:val="24"/>
+          <w:szCs w:val="24"/>
+        </w:rPr>
+        <w:t>)</w:t>
       </w:r>
       <w:r>
         <w:rPr>
@@ -930,6 +950,7 @@
         <w:t xml:space="preserve"> y </w:t>
       </w:r>
       <w:proofErr w:type="spellStart"/>
+      <w:proofErr w:type="gramStart"/>
       <w:r>
         <w:rPr>
           <w:rFonts w:ascii="Times New Roman" w:eastAsia="Consolas" w:hAnsi="Times New Roman" w:cs="Times New Roman"/>
@@ -945,7 +966,16 @@
           <w:sz w:val="24"/>
           <w:szCs w:val="24"/>
         </w:rPr>
-        <w:t>()</w:t>
+        <w:t>(</w:t>
+      </w:r>
+      <w:proofErr w:type="gramEnd"/>
+      <w:r>
+        <w:rPr>
+          <w:rFonts w:ascii="Times New Roman" w:eastAsia="Consolas" w:hAnsi="Times New Roman" w:cs="Times New Roman"/>
+          <w:sz w:val="24"/>
+          <w:szCs w:val="24"/>
+        </w:rPr>
+        <w:t>)</w:t>
       </w:r>
       <w:r>
         <w:rPr>
@@ -991,6 +1021,7 @@
         <w:t xml:space="preserve">Además, el tipado estático impide compilar una subclase que no implemente </w:t>
       </w:r>
       <w:proofErr w:type="spellStart"/>
+      <w:proofErr w:type="gramStart"/>
       <w:r>
         <w:rPr>
           <w:rFonts w:ascii="Times New Roman" w:eastAsia="Consolas" w:hAnsi="Times New Roman" w:cs="Times New Roman"/>
@@ -1006,7 +1037,16 @@
           <w:sz w:val="24"/>
           <w:szCs w:val="24"/>
         </w:rPr>
-        <w:t>()</w:t>
+        <w:t>(</w:t>
+      </w:r>
+      <w:proofErr w:type="gramEnd"/>
+      <w:r>
+        <w:rPr>
+          <w:rFonts w:ascii="Times New Roman" w:eastAsia="Consolas" w:hAnsi="Times New Roman" w:cs="Times New Roman"/>
+          <w:sz w:val="24"/>
+          <w:szCs w:val="24"/>
+        </w:rPr>
+        <w:t>)</w:t>
       </w:r>
       <w:r>
         <w:rPr>
@@ -1195,6 +1235,7 @@
         <w:t xml:space="preserve">En Python, </w:t>
       </w:r>
       <w:proofErr w:type="spellStart"/>
+      <w:proofErr w:type="gramStart"/>
       <w:r>
         <w:rPr>
           <w:rFonts w:ascii="Times New Roman" w:eastAsia="Consolas" w:hAnsi="Times New Roman" w:cs="Times New Roman"/>
@@ -1210,7 +1251,34 @@
           <w:sz w:val="24"/>
           <w:szCs w:val="24"/>
         </w:rPr>
-        <w:t>(lambda x: comparar(x, valor), datos)</w:t>
+        <w:t>(</w:t>
+      </w:r>
+      <w:proofErr w:type="gramEnd"/>
+      <w:r>
+        <w:rPr>
+          <w:rFonts w:ascii="Times New Roman" w:eastAsia="Consolas" w:hAnsi="Times New Roman" w:cs="Times New Roman"/>
+          <w:sz w:val="24"/>
+          <w:szCs w:val="24"/>
+        </w:rPr>
+        <w:t xml:space="preserve">lambda x: </w:t>
+      </w:r>
+      <w:proofErr w:type="gramStart"/>
+      <w:r>
+        <w:rPr>
+          <w:rFonts w:ascii="Times New Roman" w:eastAsia="Consolas" w:hAnsi="Times New Roman" w:cs="Times New Roman"/>
+          <w:sz w:val="24"/>
+          <w:szCs w:val="24"/>
+        </w:rPr>
+        <w:t>comparar(</w:t>
+      </w:r>
+      <w:proofErr w:type="gramEnd"/>
+      <w:r>
+        <w:rPr>
+          <w:rFonts w:ascii="Times New Roman" w:eastAsia="Consolas" w:hAnsi="Times New Roman" w:cs="Times New Roman"/>
+          <w:sz w:val="24"/>
+          <w:szCs w:val="24"/>
+        </w:rPr>
+        <w:t>x, valor), datos)</w:t>
       </w:r>
       <w:r>
         <w:rPr>
@@ -1258,6 +1326,7 @@
         <w:t xml:space="preserve">3. ¿Qué información se pierde o se conserva al convertir </w:t>
       </w:r>
       <w:proofErr w:type="spellStart"/>
+      <w:proofErr w:type="gramStart"/>
       <w:r>
         <w:rPr>
           <w:rFonts w:ascii="Times New Roman" w:hAnsi="Times New Roman" w:cs="Times New Roman"/>
@@ -1269,6 +1338,7 @@
         <w:t>programa.mini</w:t>
       </w:r>
       <w:proofErr w:type="spellEnd"/>
+      <w:proofErr w:type="gramEnd"/>
       <w:r>
         <w:rPr>
           <w:rFonts w:ascii="Times New Roman" w:hAnsi="Times New Roman" w:cs="Times New Roman"/>
@@ -1353,6 +1423,7 @@
         <w:t xml:space="preserve">Los números de línea. Por eso el error del caso 8, que ocurre en Python, no puede señalar una línea de </w:t>
       </w:r>
       <w:proofErr w:type="spellStart"/>
+      <w:proofErr w:type="gramStart"/>
       <w:r>
         <w:rPr>
           <w:rFonts w:ascii="Times New Roman" w:hAnsi="Times New Roman" w:cs="Times New Roman"/>
@@ -1362,6 +1433,7 @@
         <w:t>programa.mini</w:t>
       </w:r>
       <w:proofErr w:type="spellEnd"/>
+      <w:proofErr w:type="gramEnd"/>
       <w:r>
         <w:rPr>
           <w:rFonts w:ascii="Times New Roman" w:hAnsi="Times New Roman" w:cs="Times New Roman"/>
@@ -1718,13 +1790,17 @@
       <w:pPr>
         <w:rPr>
           <w:rFonts w:ascii="Times New Roman" w:hAnsi="Times New Roman" w:cs="Times New Roman"/>
-          <w:sz w:val="24"/>
-          <w:szCs w:val="24"/>
-        </w:rPr>
-      </w:pPr>
-      <w:r>
-        <w:rPr>
-          <w:rFonts w:ascii="Times New Roman" w:hAnsi="Times New Roman" w:cs="Times New Roman"/>
+          <w:b/>
+          <w:bCs/>
+          <w:sz w:val="24"/>
+          <w:szCs w:val="24"/>
+        </w:rPr>
+      </w:pPr>
+      <w:r>
+        <w:rPr>
+          <w:rFonts w:ascii="Times New Roman" w:hAnsi="Times New Roman" w:cs="Times New Roman"/>
+          <w:b/>
+          <w:bCs/>
           <w:sz w:val="24"/>
           <w:szCs w:val="24"/>
         </w:rPr>
@@ -1769,13 +1845,17 @@
       <w:pPr>
         <w:rPr>
           <w:rFonts w:ascii="Times New Roman" w:hAnsi="Times New Roman" w:cs="Times New Roman"/>
-          <w:sz w:val="24"/>
-          <w:szCs w:val="24"/>
-        </w:rPr>
-      </w:pPr>
-      <w:r>
-        <w:rPr>
-          <w:rFonts w:ascii="Times New Roman" w:hAnsi="Times New Roman" w:cs="Times New Roman"/>
+          <w:b/>
+          <w:bCs/>
+          <w:sz w:val="24"/>
+          <w:szCs w:val="24"/>
+        </w:rPr>
+      </w:pPr>
+      <w:r>
+        <w:rPr>
+          <w:rFonts w:ascii="Times New Roman" w:hAnsi="Times New Roman" w:cs="Times New Roman"/>
+          <w:b/>
+          <w:bCs/>
           <w:sz w:val="24"/>
           <w:szCs w:val="24"/>
         </w:rPr>
@@ -1816,6 +1896,7 @@
         <w:t xml:space="preserve">Conversiones de texto en cada frontera. En MIPS, leer el número 60 exige recorrer caracteres y restar 48 a cada uno, algo que en Python es un </w:t>
       </w:r>
       <w:proofErr w:type="spellStart"/>
+      <w:proofErr w:type="gramStart"/>
       <w:r>
         <w:rPr>
           <w:rFonts w:ascii="Times New Roman" w:eastAsia="Consolas" w:hAnsi="Times New Roman" w:cs="Times New Roman"/>
@@ -1831,7 +1912,16 @@
           <w:sz w:val="24"/>
           <w:szCs w:val="24"/>
         </w:rPr>
-        <w:t>()</w:t>
+        <w:t>(</w:t>
+      </w:r>
+      <w:proofErr w:type="gramEnd"/>
+      <w:r>
+        <w:rPr>
+          <w:rFonts w:ascii="Times New Roman" w:eastAsia="Consolas" w:hAnsi="Times New Roman" w:cs="Times New Roman"/>
+          <w:sz w:val="24"/>
+          <w:szCs w:val="24"/>
+        </w:rPr>
+        <w:t>)</w:t>
       </w:r>
       <w:r>
         <w:rPr>
